--- a/de/wisdom-stories/call-the-shepherd.docx
+++ b/de/wisdom-stories/call-the-shepherd.docx
@@ -40,7 +40,7 @@
         <w:rPr>
           <w:lang/>
         </w:rPr>
-        <w:t>— Meinen Segen sollst du haben, sagte der Meister. Doch zuerst musst du eine Frage beantworten. Ich möchte sehen, wie gut du verstanden hast, was ich dich all die Jahre gelehrt habe.</w:t>
+        <w:t>„Meinen Segen sollst du haben“, sagte der Meister. „Doch zuerst musst du eine Frage beantworten. Ich möchte sehen, wie gut du verstanden hast, was ich dich all die Jahre gelehrt habe.“</w:t>
       </w:r>
     </w:p>
     <w:p>
@@ -53,7 +53,7 @@
         <w:rPr>
           <w:lang/>
         </w:rPr>
-        <w:t>— Bitte, Meister, fragt nur, antwortete der Schüler selbstbewusst.</w:t>
+        <w:t>„Bitte, Meister, fragt nur“, antwortete der Schüler selbstbewusst.</w:t>
       </w:r>
     </w:p>
     <w:p>
@@ -66,7 +66,7 @@
         <w:rPr>
           <w:lang/>
         </w:rPr>
-        <w:t>— Stell dir vor, du kehrst in dein Dorf zurück. Unterwegs stürmen die Hunde eines Hirten auf dich zu. Was würdest du tun, um dich zu schützen?</w:t>
+        <w:t>„Stell dir vor, du kehrst in dein Dorf zurück. Unterwegs stürmen die Hunde eines Hirten auf dich zu. Was würdest du tun, um dich zu schützen?“</w:t>
       </w:r>
     </w:p>
     <w:p>
@@ -79,7 +79,7 @@
         <w:rPr>
           <w:lang/>
         </w:rPr>
-        <w:t>— Ich würde ein paar Steine aufheben und nach den Hunden werfen, um sie zu vertreiben.</w:t>
+        <w:t>„Ich würde ein paar Steine aufheben und nach den Hunden werfen, um sie zu vertreiben.“</w:t>
       </w:r>
     </w:p>
     <w:p>
@@ -92,7 +92,7 @@
         <w:rPr>
           <w:lang/>
         </w:rPr>
-        <w:t>— Einen oder zwei könntest du vielleicht vertreiben. Aber was, wenn sie alle gleichzeitig angreifen?</w:t>
+        <w:t>„Einen oder zwei könntest du vielleicht vertreiben. Aber was, wenn sie alle gleichzeitig angreifen?“</w:t>
       </w:r>
     </w:p>
     <w:p>
@@ -118,7 +118,7 @@
         <w:rPr>
           <w:lang/>
         </w:rPr>
-        <w:t>— Dann würde ich weglaufen.</w:t>
+        <w:t>„Dann würde ich weglaufen.“</w:t>
       </w:r>
     </w:p>
     <w:p>
@@ -131,7 +131,7 @@
         <w:rPr>
           <w:lang/>
         </w:rPr>
-        <w:t>— Und wenn die Hunde schneller sind und dich einholen?</w:t>
+        <w:t>„Und wenn die Hunde schneller sind und dich einholen?“</w:t>
       </w:r>
     </w:p>
     <w:p>
@@ -157,7 +157,7 @@
         <w:rPr>
           <w:lang/>
         </w:rPr>
-        <w:t>— Was soll ich denn tun, Meister?</w:t>
+        <w:t>„Was soll ich denn tun, Meister?“</w:t>
       </w:r>
     </w:p>
     <w:p>
@@ -170,7 +170,7 @@
         <w:rPr>
           <w:lang/>
         </w:rPr>
-        <w:t>— Du musst den Hirten rufen, antwortete der Meister. Bitte ihn, seine Hunde zurückzurufen. Du hast überlegt, wie du gegen jeden einzelnen Hund kämpfen könntest. Aber den Menschen um Hilfe zu bitten, der sie beruhigen kann, ist dir nicht in den Sinn gekommen.</w:t>
+        <w:t>„Du musst den Hirten rufen“, antwortete der Meister. „Bitte ihn, seine Hunde zurückzurufen. Du hast überlegt, wie du gegen jeden einzelnen Hund kämpfen könntest. Aber den Menschen um Hilfe zu bitten, der sie beruhigen kann, ist dir nicht in den Sinn gekommen.“</w:t>
       </w:r>
     </w:p>
     <w:p>
